--- a/使用文档/智慧负载SDK使用手册v0.10.2.docx
+++ b/使用文档/智慧负载SDK使用手册v0.10.2.docx
@@ -11331,641 +11331,713 @@
           <w:lang w:val="en-US" w:eastAsia="zh-CN"/>
         </w:rPr>
       </w:pPr>
+      <w:r>
+        <w:rPr>
+          <w:rFonts w:hint="eastAsia"/>
+          <w:b/>
+          <w:bCs/>
+          <w:sz w:val="24"/>
+          <w:szCs w:val="24"/>
+          <w:lang w:val="en-US" w:eastAsia="zh-CN"/>
+        </w:rPr>
+        <w:t>设置连接IP</w:t>
+      </w:r>
+    </w:p>
+    <w:p>
+      <w:pPr>
+        <w:numPr>
+          <w:ilvl w:val="0"/>
+          <w:numId w:val="0"/>
+        </w:numPr>
+        <w:outlineLvl w:val="9"/>
+        <w:rPr>
+          <w:rFonts w:hint="default"/>
+          <w:b w:val="0"/>
+          <w:bCs w:val="0"/>
+          <w:sz w:val="21"/>
+          <w:szCs w:val="21"/>
+          <w:lang w:val="en-US" w:eastAsia="zh-CN"/>
+        </w:rPr>
+      </w:pPr>
+      <w:r>
+        <w:rPr>
+          <w:rFonts w:hint="eastAsia"/>
+          <w:b w:val="0"/>
+          <w:bCs w:val="0"/>
+          <w:sz w:val="21"/>
+          <w:szCs w:val="21"/>
+          <w:lang w:val="en-US" w:eastAsia="zh-CN"/>
+        </w:rPr>
+        <w:t>setIp(ip: string)，这个方法仅用于设置app端连接消防水枪时候使用的IP，修改不了负载板子上的IP。消防水枪默认IP是192.168.144.35。</w:t>
+      </w:r>
+    </w:p>
+    <w:p>
+      <w:pPr>
+        <w:numPr>
+          <w:ilvl w:val="0"/>
+          <w:numId w:val="14"/>
+        </w:numPr>
+        <w:ind w:left="0" w:leftChars="0" w:firstLine="0" w:firstLineChars="0"/>
+        <w:outlineLvl w:val="1"/>
+        <w:rPr>
+          <w:rFonts w:hint="default"/>
+          <w:b/>
+          <w:bCs/>
+          <w:sz w:val="24"/>
+          <w:szCs w:val="24"/>
+          <w:lang w:val="en-US" w:eastAsia="zh-CN"/>
+        </w:rPr>
+      </w:pPr>
+      <w:r>
+        <w:rPr>
+          <w:rFonts w:hint="eastAsia"/>
+          <w:b/>
+          <w:bCs/>
+          <w:sz w:val="24"/>
+          <w:szCs w:val="24"/>
+          <w:lang w:val="en-US" w:eastAsia="zh-CN"/>
+        </w:rPr>
+        <w:t>连接</w:t>
+      </w:r>
+    </w:p>
+    <w:p>
+      <w:pPr>
+        <w:numPr>
+          <w:ilvl w:val="0"/>
+          <w:numId w:val="0"/>
+        </w:numPr>
+        <w:ind w:leftChars="0"/>
+        <w:rPr>
+          <w:rFonts w:hint="default"/>
+          <w:b w:val="0"/>
+          <w:bCs w:val="0"/>
+          <w:sz w:val="21"/>
+          <w:szCs w:val="21"/>
+          <w:lang w:val="en-US" w:eastAsia="zh-CN"/>
+        </w:rPr>
+      </w:pPr>
+      <w:r>
+        <w:rPr>
+          <w:rFonts w:hint="default"/>
+          <w:b w:val="0"/>
+          <w:bCs w:val="0"/>
+          <w:sz w:val="21"/>
+          <w:szCs w:val="21"/>
+          <w:lang w:val="en-US" w:eastAsia="zh-CN"/>
+        </w:rPr>
+        <w:t>connect()</w:t>
+      </w:r>
+      <w:r>
+        <w:rPr>
+          <w:rFonts w:hint="eastAsia"/>
+          <w:b w:val="0"/>
+          <w:bCs w:val="0"/>
+          <w:sz w:val="21"/>
+          <w:szCs w:val="21"/>
+          <w:lang w:val="en-US" w:eastAsia="zh-CN"/>
+        </w:rPr>
+        <w:t xml:space="preserve"> 建立连接，连接成功返回true，失败返回false</w:t>
+      </w:r>
+    </w:p>
+    <w:p>
+      <w:pPr>
+        <w:rPr>
+          <w:rFonts w:hint="eastAsia"/>
+          <w:b w:val="0"/>
+          <w:bCs w:val="0"/>
+          <w:sz w:val="21"/>
+          <w:szCs w:val="21"/>
+          <w:lang w:val="en-US" w:eastAsia="zh-CN"/>
+        </w:rPr>
+      </w:pPr>
+      <w:r>
+        <w:rPr>
+          <w:rFonts w:hint="default"/>
+          <w:b w:val="0"/>
+          <w:bCs w:val="0"/>
+          <w:sz w:val="21"/>
+          <w:szCs w:val="21"/>
+          <w:lang w:val="en-US" w:eastAsia="zh-CN"/>
+        </w:rPr>
+        <w:t>getIsConnected()</w:t>
+      </w:r>
+      <w:r>
+        <w:rPr>
+          <w:rFonts w:hint="eastAsia"/>
+          <w:b w:val="0"/>
+          <w:bCs w:val="0"/>
+          <w:sz w:val="21"/>
+          <w:szCs w:val="21"/>
+          <w:lang w:val="en-US" w:eastAsia="zh-CN"/>
+        </w:rPr>
+        <w:t xml:space="preserve"> 获取连接状态，已连接返回true，未连接false</w:t>
+      </w:r>
+    </w:p>
+    <w:p>
+      <w:pPr>
+        <w:numPr>
+          <w:ilvl w:val="0"/>
+          <w:numId w:val="14"/>
+        </w:numPr>
+        <w:ind w:left="0" w:leftChars="0" w:firstLine="0" w:firstLineChars="0"/>
+        <w:outlineLvl w:val="1"/>
+        <w:rPr>
+          <w:rFonts w:hint="default"/>
+          <w:b/>
+          <w:bCs/>
+          <w:sz w:val="24"/>
+          <w:szCs w:val="24"/>
+          <w:lang w:val="en-US" w:eastAsia="zh-CN"/>
+        </w:rPr>
+      </w:pPr>
+      <w:r>
+        <w:rPr>
+          <w:rFonts w:hint="eastAsia"/>
+          <w:b/>
+          <w:bCs/>
+          <w:sz w:val="24"/>
+          <w:szCs w:val="24"/>
+          <w:lang w:val="en-US" w:eastAsia="zh-CN"/>
+        </w:rPr>
+        <w:t>释放水带</w:t>
+      </w:r>
+    </w:p>
+    <w:p>
+      <w:pPr>
+        <w:numPr>
+          <w:ilvl w:val="0"/>
+          <w:numId w:val="0"/>
+        </w:numPr>
+        <w:ind w:leftChars="0"/>
+        <w:rPr>
+          <w:rFonts w:hint="eastAsia"/>
+          <w:lang w:val="en-US" w:eastAsia="zh-CN"/>
+        </w:rPr>
+      </w:pPr>
+      <w:r>
+        <w:rPr>
+          <w:rFonts w:hint="default"/>
+          <w:lang w:val="en-US" w:eastAsia="zh-CN"/>
+        </w:rPr>
+        <w:t>hoseRelease(operateType: Int)</w:t>
+      </w:r>
+    </w:p>
+    <w:p>
+      <w:pPr>
+        <w:numPr>
+          <w:ilvl w:val="0"/>
+          <w:numId w:val="0"/>
+        </w:numPr>
+        <w:ind w:leftChars="0"/>
+        <w:rPr>
+          <w:rFonts w:hint="default"/>
+          <w:lang w:val="en-US" w:eastAsia="zh-CN"/>
+        </w:rPr>
+      </w:pPr>
+      <w:r>
+        <w:rPr>
+          <w:rFonts w:hint="default"/>
+          <w:lang w:val="en-US" w:eastAsia="zh-CN"/>
+        </w:rPr>
+        <w:t>operateType</w:t>
+      </w:r>
+      <w:r>
+        <w:rPr>
+          <w:rFonts w:hint="eastAsia"/>
+          <w:lang w:val="en-US" w:eastAsia="zh-CN"/>
+        </w:rPr>
+        <w:t>=0，是关闭，安装水带关锁用（一搬用不到，在打开后三秒会自动关闭）</w:t>
+      </w:r>
+    </w:p>
+    <w:p>
+      <w:pPr>
+        <w:numPr>
+          <w:ilvl w:val="0"/>
+          <w:numId w:val="0"/>
+        </w:numPr>
+        <w:ind w:leftChars="0"/>
+        <w:rPr>
+          <w:rFonts w:hint="default"/>
+          <w:lang w:val="en-US" w:eastAsia="zh-CN"/>
+        </w:rPr>
+      </w:pPr>
+      <w:r>
+        <w:rPr>
+          <w:rFonts w:hint="default"/>
+          <w:lang w:val="en-US" w:eastAsia="zh-CN"/>
+        </w:rPr>
+        <w:t>operateType</w:t>
+      </w:r>
+      <w:r>
+        <w:rPr>
+          <w:rFonts w:hint="eastAsia"/>
+          <w:lang w:val="en-US" w:eastAsia="zh-CN"/>
+        </w:rPr>
+        <w:t>=1，将水带的一头放下来，用于接消防栓</w:t>
+      </w:r>
+    </w:p>
+    <w:p>
+      <w:pPr>
+        <w:numPr>
+          <w:ilvl w:val="0"/>
+          <w:numId w:val="14"/>
+        </w:numPr>
+        <w:ind w:left="0" w:leftChars="0" w:firstLine="0" w:firstLineChars="0"/>
+        <w:outlineLvl w:val="1"/>
+        <w:rPr>
+          <w:rFonts w:hint="default"/>
+          <w:b/>
+          <w:bCs/>
+          <w:sz w:val="24"/>
+          <w:szCs w:val="24"/>
+          <w:lang w:val="en-US" w:eastAsia="zh-CN"/>
+        </w:rPr>
+      </w:pPr>
+      <w:r>
+        <w:rPr>
+          <w:rFonts w:hint="eastAsia"/>
+          <w:b/>
+          <w:bCs/>
+          <w:sz w:val="24"/>
+          <w:szCs w:val="24"/>
+          <w:lang w:val="en-US" w:eastAsia="zh-CN"/>
+        </w:rPr>
+        <w:t>水带脱困</w:t>
+      </w:r>
+    </w:p>
+    <w:p>
+      <w:pPr>
+        <w:numPr>
+          <w:ilvl w:val="0"/>
+          <w:numId w:val="0"/>
+        </w:numPr>
+        <w:ind w:leftChars="0"/>
+        <w:rPr>
+          <w:rFonts w:hint="eastAsia"/>
+          <w:lang w:val="en-US" w:eastAsia="zh-CN"/>
+        </w:rPr>
+      </w:pPr>
+      <w:r>
+        <w:rPr>
+          <w:rFonts w:hint="default"/>
+          <w:lang w:val="en-US" w:eastAsia="zh-CN"/>
+        </w:rPr>
+        <w:t>hoseDetachment(operateType: Int)</w:t>
+      </w:r>
+    </w:p>
+    <w:p>
+      <w:pPr>
+        <w:numPr>
+          <w:ilvl w:val="0"/>
+          <w:numId w:val="0"/>
+        </w:numPr>
+        <w:ind w:leftChars="0"/>
+        <w:rPr>
+          <w:rFonts w:hint="default"/>
+          <w:lang w:val="en-US" w:eastAsia="zh-CN"/>
+        </w:rPr>
+      </w:pPr>
+      <w:r>
+        <w:rPr>
+          <w:rFonts w:hint="default"/>
+          <w:lang w:val="en-US" w:eastAsia="zh-CN"/>
+        </w:rPr>
+        <w:t>operateType</w:t>
+      </w:r>
+      <w:r>
+        <w:rPr>
+          <w:rFonts w:hint="eastAsia"/>
+          <w:lang w:val="en-US" w:eastAsia="zh-CN"/>
+        </w:rPr>
+        <w:t>=0，是关闭，安装水带关锁用（一搬用不到，在打开后三秒会自动关闭）</w:t>
+      </w:r>
+    </w:p>
+    <w:p>
+      <w:pPr>
+        <w:numPr>
+          <w:ilvl w:val="0"/>
+          <w:numId w:val="0"/>
+        </w:numPr>
+        <w:ind w:leftChars="0"/>
+        <w:rPr>
+          <w:rFonts w:hint="default"/>
+          <w:lang w:val="en-US" w:eastAsia="zh-CN"/>
+        </w:rPr>
+      </w:pPr>
+      <w:r>
+        <w:rPr>
+          <w:rFonts w:hint="default"/>
+          <w:lang w:val="en-US" w:eastAsia="zh-CN"/>
+        </w:rPr>
+        <w:t>operateType</w:t>
+      </w:r>
+      <w:r>
+        <w:rPr>
+          <w:rFonts w:hint="eastAsia"/>
+          <w:lang w:val="en-US" w:eastAsia="zh-CN"/>
+        </w:rPr>
+        <w:t>=1，在紧急情况下，将水带连接飞机的一头也放下来，方便飞机飞离或降落</w:t>
+      </w:r>
+    </w:p>
+    <w:p>
+      <w:pPr>
+        <w:numPr>
+          <w:ilvl w:val="0"/>
+          <w:numId w:val="14"/>
+        </w:numPr>
+        <w:ind w:left="0" w:leftChars="0" w:firstLine="0" w:firstLineChars="0"/>
+        <w:outlineLvl w:val="1"/>
+        <w:rPr>
+          <w:rFonts w:hint="default"/>
+          <w:b/>
+          <w:bCs/>
+          <w:sz w:val="24"/>
+          <w:szCs w:val="24"/>
+          <w:lang w:val="en-US" w:eastAsia="zh-CN"/>
+        </w:rPr>
+      </w:pPr>
+      <w:r>
+        <w:rPr>
+          <w:rFonts w:hint="eastAsia"/>
+          <w:b/>
+          <w:bCs/>
+          <w:sz w:val="24"/>
+          <w:szCs w:val="24"/>
+          <w:lang w:val="en-US" w:eastAsia="zh-CN"/>
+        </w:rPr>
+        <w:t>心跳包</w:t>
+      </w:r>
+    </w:p>
+    <w:p>
+      <w:pPr>
+        <w:numPr>
+          <w:ilvl w:val="0"/>
+          <w:numId w:val="0"/>
+        </w:numPr>
+        <w:ind w:leftChars="0"/>
+        <w:rPr>
+          <w:rFonts w:hint="eastAsia"/>
+          <w:lang w:val="en-US" w:eastAsia="zh-CN"/>
+        </w:rPr>
+      </w:pPr>
+      <w:r>
+        <w:rPr>
+          <w:rFonts w:hint="default"/>
+          <w:lang w:val="en-US" w:eastAsia="zh-CN"/>
+        </w:rPr>
+        <w:t>heartbeat()</w:t>
+      </w:r>
+      <w:r>
+        <w:rPr>
+          <w:rFonts w:hint="eastAsia"/>
+          <w:lang w:val="en-US" w:eastAsia="zh-CN"/>
+        </w:rPr>
+        <w:t>，在</w:t>
+      </w:r>
+      <w:r>
+        <w:rPr>
+          <w:rFonts w:hint="eastAsia"/>
+          <w:b w:val="0"/>
+          <w:bCs w:val="0"/>
+          <w:sz w:val="21"/>
+          <w:szCs w:val="21"/>
+          <w:lang w:val="en-US" w:eastAsia="zh-CN"/>
+        </w:rPr>
+        <w:t>消防</w:t>
+      </w:r>
+      <w:r>
+        <w:rPr>
+          <w:rFonts w:hint="eastAsia"/>
+          <w:lang w:val="en-US" w:eastAsia="zh-CN"/>
+        </w:rPr>
+        <w:t>水枪连接成功后，需要定时调用此方法发送心跳包</w:t>
+      </w:r>
+    </w:p>
+    <w:p>
+      <w:pPr>
+        <w:numPr>
+          <w:ilvl w:val="0"/>
+          <w:numId w:val="14"/>
+        </w:numPr>
+        <w:ind w:left="0" w:leftChars="0" w:firstLine="0" w:firstLineChars="0"/>
+        <w:outlineLvl w:val="1"/>
+        <w:rPr>
+          <w:rFonts w:hint="default"/>
+          <w:b/>
+          <w:bCs/>
+          <w:sz w:val="24"/>
+          <w:szCs w:val="24"/>
+          <w:lang w:val="en-US" w:eastAsia="zh-CN"/>
+        </w:rPr>
+      </w:pPr>
+      <w:r>
+        <w:rPr>
+          <w:rFonts w:hint="eastAsia"/>
+          <w:b/>
+          <w:bCs/>
+          <w:sz w:val="24"/>
+          <w:szCs w:val="24"/>
+          <w:lang w:val="en-US" w:eastAsia="zh-CN"/>
+        </w:rPr>
+        <w:t>状态返回</w:t>
+      </w:r>
+    </w:p>
+    <w:p>
+      <w:pPr>
+        <w:numPr>
+          <w:ilvl w:val="0"/>
+          <w:numId w:val="0"/>
+        </w:numPr>
+        <w:ind w:leftChars="0"/>
+        <w:rPr>
+          <w:rFonts w:hint="eastAsia"/>
+          <w:lang w:val="en-US" w:eastAsia="zh-CN"/>
+        </w:rPr>
+      </w:pPr>
+      <w:r>
+        <w:rPr>
+          <w:rFonts w:hint="default"/>
+          <w:lang w:val="en-US" w:eastAsia="zh-CN"/>
+        </w:rPr>
+        <w:t>需先用registMsgCallback(msgCallback: MsgCallback) 注册回调函数，其中MsgCallback为com.yiku.yikupayloadSDK.util.MsgCallback，实现MsgCallback的onMsg方法</w:t>
+      </w:r>
+      <w:r>
+        <w:rPr>
+          <w:rFonts w:hint="eastAsia"/>
+          <w:lang w:val="en-US" w:eastAsia="zh-CN"/>
+        </w:rPr>
+        <w:t>，然后</w:t>
+      </w:r>
+      <w:r>
+        <w:rPr>
+          <w:rFonts w:hint="eastAsia"/>
+          <w:b w:val="0"/>
+          <w:bCs w:val="0"/>
+          <w:sz w:val="21"/>
+          <w:szCs w:val="21"/>
+          <w:lang w:val="en-US" w:eastAsia="zh-CN"/>
+        </w:rPr>
+        <w:t>消防</w:t>
+      </w:r>
+      <w:r>
+        <w:rPr>
+          <w:rFonts w:hint="eastAsia"/>
+          <w:lang w:val="en-US" w:eastAsia="zh-CN"/>
+        </w:rPr>
+        <w:t>水枪有数据返回时，会自动调用onMsg，一般是1秒返回一次数据。</w:t>
+      </w:r>
+    </w:p>
+    <w:p>
+      <w:pPr>
+        <w:numPr>
+          <w:ilvl w:val="0"/>
+          <w:numId w:val="0"/>
+        </w:numPr>
+        <w:ind w:leftChars="0"/>
+        <w:rPr>
+          <w:rFonts w:hint="eastAsia"/>
+          <w:lang w:val="en-US" w:eastAsia="zh-CN"/>
+        </w:rPr>
+      </w:pPr>
+      <w:r>
+        <w:rPr>
+          <w:rFonts w:hint="eastAsia"/>
+          <w:b w:val="0"/>
+          <w:bCs w:val="0"/>
+          <w:sz w:val="21"/>
+          <w:szCs w:val="21"/>
+          <w:lang w:val="en-US" w:eastAsia="zh-CN"/>
+        </w:rPr>
+        <w:t>消防</w:t>
+      </w:r>
+      <w:r>
+        <w:rPr>
+          <w:rFonts w:hint="eastAsia"/>
+          <w:lang w:val="en-US" w:eastAsia="zh-CN"/>
+        </w:rPr>
+        <w:t>水枪状态返回实例：</w:t>
+      </w:r>
+    </w:p>
+    <w:p>
+      <w:pPr>
+        <w:numPr>
+          <w:ilvl w:val="0"/>
+          <w:numId w:val="0"/>
+        </w:numPr>
+        <w:ind w:leftChars="0"/>
+        <w:rPr>
+          <w:rFonts w:hint="eastAsia"/>
+          <w:lang w:val="en-US" w:eastAsia="zh-CN"/>
+        </w:rPr>
+      </w:pPr>
+    </w:p>
+    <w:p>
+      <w:pPr>
+        <w:numPr>
+          <w:ilvl w:val="0"/>
+          <w:numId w:val="0"/>
+        </w:numPr>
+        <w:ind w:leftChars="0"/>
+      </w:pPr>
+    </w:p>
+    <w:p>
+      <w:pPr>
+        <w:numPr>
+          <w:ilvl w:val="0"/>
+          <w:numId w:val="0"/>
+        </w:numPr>
+        <w:ind w:leftChars="0"/>
+        <w:rPr>
+          <w:rFonts w:hint="eastAsia"/>
+          <w:lang w:val="en-US" w:eastAsia="zh-CN"/>
+        </w:rPr>
+      </w:pPr>
+      <w:r>
+        <w:rPr>
+          <w:rFonts w:hint="eastAsia"/>
+          <w:b w:val="0"/>
+          <w:bCs w:val="0"/>
+          <w:sz w:val="21"/>
+          <w:szCs w:val="21"/>
+          <w:lang w:val="en-US" w:eastAsia="zh-CN"/>
+        </w:rPr>
+        <w:t>消防</w:t>
+      </w:r>
+      <w:r>
+        <w:rPr>
+          <w:rFonts w:hint="eastAsia"/>
+          <w:lang w:val="en-US" w:eastAsia="zh-CN"/>
+        </w:rPr>
+        <w:t>水枪返回的数据ID是0x25。</w:t>
+      </w:r>
+    </w:p>
+    <w:p>
+      <w:pPr>
+        <w:numPr>
+          <w:ilvl w:val="0"/>
+          <w:numId w:val="0"/>
+        </w:numPr>
+        <w:ind w:leftChars="0"/>
+        <w:rPr>
+          <w:rFonts w:hint="eastAsia"/>
+          <w:lang w:val="en-US" w:eastAsia="zh-CN"/>
+        </w:rPr>
+      </w:pPr>
+      <w:r>
+        <w:rPr>
+          <w:rFonts w:hint="eastAsia"/>
+          <w:lang w:val="en-US" w:eastAsia="zh-CN"/>
+        </w:rPr>
+        <w:t>返回的状态数据：</w:t>
+      </w:r>
+    </w:p>
+    <w:p>
+      <w:pPr>
+        <w:outlineLvl w:val="9"/>
+        <w:rPr>
+          <w:rFonts w:hint="default"/>
+          <w:lang w:val="en-US" w:eastAsia="zh-CN"/>
+        </w:rPr>
+      </w:pPr>
+      <w:r>
+        <w:rPr>
+          <w:rFonts w:hint="eastAsia"/>
+          <w:lang w:val="en-US" w:eastAsia="zh-CN"/>
+        </w:rPr>
+        <w:t>msg[3]暂无用</w:t>
+      </w:r>
+    </w:p>
+    <w:p>
+      <w:pPr>
+        <w:outlineLvl w:val="9"/>
+        <w:rPr>
+          <w:rFonts w:hint="eastAsia"/>
+          <w:lang w:val="en-US" w:eastAsia="zh-CN"/>
+        </w:rPr>
+      </w:pPr>
+      <w:r>
+        <w:rPr>
+          <w:rFonts w:hint="eastAsia"/>
+          <w:lang w:val="en-US" w:eastAsia="zh-CN"/>
+        </w:rPr>
+        <w:t>msg[4]是</w:t>
+      </w:r>
+      <w:r>
+        <w:rPr>
+          <w:rFonts w:hint="eastAsia"/>
+          <w:b w:val="0"/>
+          <w:bCs w:val="0"/>
+          <w:sz w:val="21"/>
+          <w:szCs w:val="21"/>
+          <w:lang w:val="en-US" w:eastAsia="zh-CN"/>
+        </w:rPr>
+        <w:t>水带释放</w:t>
+      </w:r>
+      <w:r>
+        <w:rPr>
+          <w:rFonts w:hint="eastAsia"/>
+          <w:lang w:val="en-US" w:eastAsia="zh-CN"/>
+        </w:rPr>
+        <w:t>状态，</w:t>
+      </w:r>
+      <w:r>
+        <w:rPr>
+          <w:rFonts w:hint="eastAsia"/>
+          <w:b w:val="0"/>
+          <w:bCs w:val="0"/>
+          <w:sz w:val="21"/>
+          <w:szCs w:val="21"/>
+          <w:lang w:val="en-US" w:eastAsia="zh-CN"/>
+        </w:rPr>
+        <w:t>0：关，1：开（已释放）</w:t>
+      </w:r>
+    </w:p>
+    <w:p>
+      <w:pPr>
+        <w:outlineLvl w:val="9"/>
+        <w:rPr>
+          <w:rFonts w:hint="default"/>
+          <w:lang w:val="en-US" w:eastAsia="zh-CN"/>
+        </w:rPr>
+      </w:pPr>
+      <w:r>
+        <w:rPr>
+          <w:rFonts w:hint="eastAsia"/>
+          <w:lang w:val="en-US" w:eastAsia="zh-CN"/>
+        </w:rPr>
+        <w:t>msg[5]是</w:t>
+      </w:r>
+      <w:r>
+        <w:rPr>
+          <w:rFonts w:hint="eastAsia"/>
+          <w:b w:val="0"/>
+          <w:bCs w:val="0"/>
+          <w:sz w:val="21"/>
+          <w:szCs w:val="21"/>
+          <w:lang w:val="en-US" w:eastAsia="zh-CN"/>
+        </w:rPr>
+        <w:t>水带脱困</w:t>
+      </w:r>
+      <w:r>
+        <w:rPr>
+          <w:rFonts w:hint="eastAsia"/>
+          <w:lang w:val="en-US" w:eastAsia="zh-CN"/>
+        </w:rPr>
+        <w:t>状态，</w:t>
+      </w:r>
+      <w:r>
+        <w:rPr>
+          <w:rFonts w:hint="eastAsia"/>
+          <w:b w:val="0"/>
+          <w:bCs w:val="0"/>
+          <w:sz w:val="21"/>
+          <w:szCs w:val="21"/>
+          <w:lang w:val="en-US" w:eastAsia="zh-CN"/>
+        </w:rPr>
+        <w:t>0：关，1：开（已脱困）</w:t>
+      </w:r>
       <w:bookmarkStart w:id="0" w:name="_GoBack"/>
       <w:bookmarkEnd w:id="0"/>
-      <w:r>
-        <w:rPr>
-          <w:rFonts w:hint="eastAsia"/>
-          <w:b/>
-          <w:bCs/>
-          <w:sz w:val="24"/>
-          <w:szCs w:val="24"/>
-          <w:lang w:val="en-US" w:eastAsia="zh-CN"/>
-        </w:rPr>
-        <w:t>设置连接IP</w:t>
-      </w:r>
-    </w:p>
-    <w:p>
-      <w:pPr>
-        <w:numPr>
-          <w:ilvl w:val="0"/>
-          <w:numId w:val="0"/>
-        </w:numPr>
-        <w:outlineLvl w:val="9"/>
-        <w:rPr>
-          <w:rFonts w:hint="default"/>
-          <w:b w:val="0"/>
-          <w:bCs w:val="0"/>
-          <w:sz w:val="21"/>
-          <w:szCs w:val="21"/>
-          <w:lang w:val="en-US" w:eastAsia="zh-CN"/>
-        </w:rPr>
-      </w:pPr>
-      <w:r>
-        <w:rPr>
-          <w:rFonts w:hint="eastAsia"/>
-          <w:b w:val="0"/>
-          <w:bCs w:val="0"/>
-          <w:sz w:val="21"/>
-          <w:szCs w:val="21"/>
-          <w:lang w:val="en-US" w:eastAsia="zh-CN"/>
-        </w:rPr>
-        <w:t>setIp(ip: string)，这个方法仅用于设置app端连接消防水枪时候使用的IP，修改不了负载板子上的IP。消防水枪默认IP是192.168.144.35。</w:t>
-      </w:r>
-    </w:p>
-    <w:p>
-      <w:pPr>
-        <w:numPr>
-          <w:ilvl w:val="0"/>
-          <w:numId w:val="14"/>
-        </w:numPr>
-        <w:ind w:left="0" w:leftChars="0" w:firstLine="0" w:firstLineChars="0"/>
-        <w:outlineLvl w:val="1"/>
-        <w:rPr>
-          <w:rFonts w:hint="default"/>
-          <w:b/>
-          <w:bCs/>
-          <w:sz w:val="24"/>
-          <w:szCs w:val="24"/>
-          <w:lang w:val="en-US" w:eastAsia="zh-CN"/>
-        </w:rPr>
-      </w:pPr>
-      <w:r>
-        <w:rPr>
-          <w:rFonts w:hint="eastAsia"/>
-          <w:b/>
-          <w:bCs/>
-          <w:sz w:val="24"/>
-          <w:szCs w:val="24"/>
-          <w:lang w:val="en-US" w:eastAsia="zh-CN"/>
-        </w:rPr>
-        <w:t>连接</w:t>
-      </w:r>
-    </w:p>
-    <w:p>
-      <w:pPr>
-        <w:numPr>
-          <w:ilvl w:val="0"/>
-          <w:numId w:val="0"/>
-        </w:numPr>
-        <w:ind w:leftChars="0"/>
-        <w:rPr>
-          <w:rFonts w:hint="default"/>
-          <w:b w:val="0"/>
-          <w:bCs w:val="0"/>
-          <w:sz w:val="21"/>
-          <w:szCs w:val="21"/>
-          <w:lang w:val="en-US" w:eastAsia="zh-CN"/>
-        </w:rPr>
-      </w:pPr>
-      <w:r>
-        <w:rPr>
-          <w:rFonts w:hint="default"/>
-          <w:b w:val="0"/>
-          <w:bCs w:val="0"/>
-          <w:sz w:val="21"/>
-          <w:szCs w:val="21"/>
-          <w:lang w:val="en-US" w:eastAsia="zh-CN"/>
-        </w:rPr>
-        <w:t>connect()</w:t>
-      </w:r>
-      <w:r>
-        <w:rPr>
-          <w:rFonts w:hint="eastAsia"/>
-          <w:b w:val="0"/>
-          <w:bCs w:val="0"/>
-          <w:sz w:val="21"/>
-          <w:szCs w:val="21"/>
-          <w:lang w:val="en-US" w:eastAsia="zh-CN"/>
-        </w:rPr>
-        <w:t xml:space="preserve"> 建立连接，连接成功返回true，失败返回false</w:t>
-      </w:r>
-    </w:p>
-    <w:p>
-      <w:pPr>
-        <w:rPr>
-          <w:rFonts w:hint="eastAsia"/>
-          <w:b w:val="0"/>
-          <w:bCs w:val="0"/>
-          <w:sz w:val="21"/>
-          <w:szCs w:val="21"/>
-          <w:lang w:val="en-US" w:eastAsia="zh-CN"/>
-        </w:rPr>
-      </w:pPr>
-      <w:r>
-        <w:rPr>
-          <w:rFonts w:hint="default"/>
-          <w:b w:val="0"/>
-          <w:bCs w:val="0"/>
-          <w:sz w:val="21"/>
-          <w:szCs w:val="21"/>
-          <w:lang w:val="en-US" w:eastAsia="zh-CN"/>
-        </w:rPr>
-        <w:t>getIsConnected()</w:t>
-      </w:r>
-      <w:r>
-        <w:rPr>
-          <w:rFonts w:hint="eastAsia"/>
-          <w:b w:val="0"/>
-          <w:bCs w:val="0"/>
-          <w:sz w:val="21"/>
-          <w:szCs w:val="21"/>
-          <w:lang w:val="en-US" w:eastAsia="zh-CN"/>
-        </w:rPr>
-        <w:t xml:space="preserve"> 获取连接状态，已连接返回true，未连接false</w:t>
-      </w:r>
-    </w:p>
-    <w:p>
-      <w:pPr>
-        <w:numPr>
-          <w:ilvl w:val="0"/>
-          <w:numId w:val="14"/>
-        </w:numPr>
-        <w:ind w:left="0" w:leftChars="0" w:firstLine="0" w:firstLineChars="0"/>
-        <w:outlineLvl w:val="1"/>
-        <w:rPr>
-          <w:rFonts w:hint="default"/>
-          <w:b/>
-          <w:bCs/>
-          <w:sz w:val="24"/>
-          <w:szCs w:val="24"/>
-          <w:lang w:val="en-US" w:eastAsia="zh-CN"/>
-        </w:rPr>
-      </w:pPr>
-      <w:r>
-        <w:rPr>
-          <w:rFonts w:hint="eastAsia"/>
-          <w:b/>
-          <w:bCs/>
-          <w:sz w:val="24"/>
-          <w:szCs w:val="24"/>
-          <w:lang w:val="en-US" w:eastAsia="zh-CN"/>
-        </w:rPr>
-        <w:t>释放水带</w:t>
-      </w:r>
-    </w:p>
-    <w:p>
-      <w:pPr>
-        <w:numPr>
-          <w:ilvl w:val="0"/>
-          <w:numId w:val="0"/>
-        </w:numPr>
-        <w:ind w:leftChars="0"/>
-        <w:rPr>
-          <w:rFonts w:hint="eastAsia"/>
-          <w:lang w:val="en-US" w:eastAsia="zh-CN"/>
-        </w:rPr>
-      </w:pPr>
-      <w:r>
-        <w:rPr>
-          <w:rFonts w:hint="default"/>
-          <w:lang w:val="en-US" w:eastAsia="zh-CN"/>
-        </w:rPr>
-        <w:t>hoseRelease(operateType: Int)</w:t>
-      </w:r>
-    </w:p>
-    <w:p>
-      <w:pPr>
-        <w:numPr>
-          <w:ilvl w:val="0"/>
-          <w:numId w:val="0"/>
-        </w:numPr>
-        <w:ind w:leftChars="0"/>
-        <w:rPr>
-          <w:rFonts w:hint="default"/>
-          <w:lang w:val="en-US" w:eastAsia="zh-CN"/>
-        </w:rPr>
-      </w:pPr>
-      <w:r>
-        <w:rPr>
-          <w:rFonts w:hint="default"/>
-          <w:lang w:val="en-US" w:eastAsia="zh-CN"/>
-        </w:rPr>
-        <w:t>operateType</w:t>
-      </w:r>
-      <w:r>
-        <w:rPr>
-          <w:rFonts w:hint="eastAsia"/>
-          <w:lang w:val="en-US" w:eastAsia="zh-CN"/>
-        </w:rPr>
-        <w:t>=0，是关闭，安装水带关锁用（一搬用不到，在打开后三秒会自动关闭）</w:t>
-      </w:r>
-    </w:p>
-    <w:p>
-      <w:pPr>
-        <w:numPr>
-          <w:ilvl w:val="0"/>
-          <w:numId w:val="0"/>
-        </w:numPr>
-        <w:ind w:leftChars="0"/>
-        <w:rPr>
-          <w:rFonts w:hint="default"/>
-          <w:lang w:val="en-US" w:eastAsia="zh-CN"/>
-        </w:rPr>
-      </w:pPr>
-      <w:r>
-        <w:rPr>
-          <w:rFonts w:hint="default"/>
-          <w:lang w:val="en-US" w:eastAsia="zh-CN"/>
-        </w:rPr>
-        <w:t>operateType</w:t>
-      </w:r>
-      <w:r>
-        <w:rPr>
-          <w:rFonts w:hint="eastAsia"/>
-          <w:lang w:val="en-US" w:eastAsia="zh-CN"/>
-        </w:rPr>
-        <w:t>=1，将水带的一头放下来，用于接消防栓</w:t>
-      </w:r>
-    </w:p>
-    <w:p>
-      <w:pPr>
-        <w:numPr>
-          <w:ilvl w:val="0"/>
-          <w:numId w:val="14"/>
-        </w:numPr>
-        <w:ind w:left="0" w:leftChars="0" w:firstLine="0" w:firstLineChars="0"/>
-        <w:outlineLvl w:val="1"/>
-        <w:rPr>
-          <w:rFonts w:hint="default"/>
-          <w:b/>
-          <w:bCs/>
-          <w:sz w:val="24"/>
-          <w:szCs w:val="24"/>
-          <w:lang w:val="en-US" w:eastAsia="zh-CN"/>
-        </w:rPr>
-      </w:pPr>
-      <w:r>
-        <w:rPr>
-          <w:rFonts w:hint="eastAsia"/>
-          <w:b/>
-          <w:bCs/>
-          <w:sz w:val="24"/>
-          <w:szCs w:val="24"/>
-          <w:lang w:val="en-US" w:eastAsia="zh-CN"/>
-        </w:rPr>
-        <w:t>水带脱困</w:t>
-      </w:r>
-    </w:p>
-    <w:p>
-      <w:pPr>
-        <w:numPr>
-          <w:ilvl w:val="0"/>
-          <w:numId w:val="0"/>
-        </w:numPr>
-        <w:ind w:leftChars="0"/>
-        <w:rPr>
-          <w:rFonts w:hint="eastAsia"/>
-          <w:lang w:val="en-US" w:eastAsia="zh-CN"/>
-        </w:rPr>
-      </w:pPr>
-      <w:r>
-        <w:rPr>
-          <w:rFonts w:hint="default"/>
-          <w:lang w:val="en-US" w:eastAsia="zh-CN"/>
-        </w:rPr>
-        <w:t>hoseDetachment(operateType: Int)</w:t>
-      </w:r>
-    </w:p>
-    <w:p>
-      <w:pPr>
-        <w:numPr>
-          <w:ilvl w:val="0"/>
-          <w:numId w:val="0"/>
-        </w:numPr>
-        <w:ind w:leftChars="0"/>
-        <w:rPr>
-          <w:rFonts w:hint="default"/>
-          <w:lang w:val="en-US" w:eastAsia="zh-CN"/>
-        </w:rPr>
-      </w:pPr>
-      <w:r>
-        <w:rPr>
-          <w:rFonts w:hint="default"/>
-          <w:lang w:val="en-US" w:eastAsia="zh-CN"/>
-        </w:rPr>
-        <w:t>operateType</w:t>
-      </w:r>
-      <w:r>
-        <w:rPr>
-          <w:rFonts w:hint="eastAsia"/>
-          <w:lang w:val="en-US" w:eastAsia="zh-CN"/>
-        </w:rPr>
-        <w:t>=0，是关闭，安装水带关锁用（一搬用不到，在打开后三秒会自动关闭）</w:t>
-      </w:r>
-    </w:p>
-    <w:p>
-      <w:pPr>
-        <w:numPr>
-          <w:ilvl w:val="0"/>
-          <w:numId w:val="0"/>
-        </w:numPr>
-        <w:ind w:leftChars="0"/>
-        <w:rPr>
-          <w:rFonts w:hint="default"/>
-          <w:lang w:val="en-US" w:eastAsia="zh-CN"/>
-        </w:rPr>
-      </w:pPr>
-      <w:r>
-        <w:rPr>
-          <w:rFonts w:hint="default"/>
-          <w:lang w:val="en-US" w:eastAsia="zh-CN"/>
-        </w:rPr>
-        <w:t>operateType</w:t>
-      </w:r>
-      <w:r>
-        <w:rPr>
-          <w:rFonts w:hint="eastAsia"/>
-          <w:lang w:val="en-US" w:eastAsia="zh-CN"/>
-        </w:rPr>
-        <w:t>=1，在紧急情况下，将水带连接飞机的一头也放下来，方便飞机飞离或降落</w:t>
-      </w:r>
-    </w:p>
-    <w:p>
-      <w:pPr>
-        <w:numPr>
-          <w:ilvl w:val="0"/>
-          <w:numId w:val="14"/>
-        </w:numPr>
-        <w:ind w:left="0" w:leftChars="0" w:firstLine="0" w:firstLineChars="0"/>
-        <w:outlineLvl w:val="1"/>
-        <w:rPr>
-          <w:rFonts w:hint="default"/>
-          <w:b/>
-          <w:bCs/>
-          <w:sz w:val="24"/>
-          <w:szCs w:val="24"/>
-          <w:lang w:val="en-US" w:eastAsia="zh-CN"/>
-        </w:rPr>
-      </w:pPr>
-      <w:r>
-        <w:rPr>
-          <w:rFonts w:hint="eastAsia"/>
-          <w:b/>
-          <w:bCs/>
-          <w:sz w:val="24"/>
-          <w:szCs w:val="24"/>
-          <w:lang w:val="en-US" w:eastAsia="zh-CN"/>
-        </w:rPr>
-        <w:t>心跳包</w:t>
-      </w:r>
-    </w:p>
-    <w:p>
-      <w:pPr>
-        <w:numPr>
-          <w:ilvl w:val="0"/>
-          <w:numId w:val="0"/>
-        </w:numPr>
-        <w:ind w:leftChars="0"/>
-        <w:rPr>
-          <w:rFonts w:hint="eastAsia"/>
-          <w:lang w:val="en-US" w:eastAsia="zh-CN"/>
-        </w:rPr>
-      </w:pPr>
-      <w:r>
-        <w:rPr>
-          <w:rFonts w:hint="default"/>
-          <w:lang w:val="en-US" w:eastAsia="zh-CN"/>
-        </w:rPr>
-        <w:t>heartbeat()</w:t>
-      </w:r>
-      <w:r>
-        <w:rPr>
-          <w:rFonts w:hint="eastAsia"/>
-          <w:lang w:val="en-US" w:eastAsia="zh-CN"/>
-        </w:rPr>
-        <w:t>，在</w:t>
-      </w:r>
-      <w:r>
-        <w:rPr>
-          <w:rFonts w:hint="eastAsia"/>
-          <w:b w:val="0"/>
-          <w:bCs w:val="0"/>
-          <w:sz w:val="21"/>
-          <w:szCs w:val="21"/>
-          <w:lang w:val="en-US" w:eastAsia="zh-CN"/>
-        </w:rPr>
-        <w:t>消防</w:t>
-      </w:r>
-      <w:r>
-        <w:rPr>
-          <w:rFonts w:hint="eastAsia"/>
-          <w:lang w:val="en-US" w:eastAsia="zh-CN"/>
-        </w:rPr>
-        <w:t>水枪连接成功后，需要定时调用此方法发送心跳包</w:t>
-      </w:r>
-    </w:p>
-    <w:p>
-      <w:pPr>
-        <w:numPr>
-          <w:ilvl w:val="0"/>
-          <w:numId w:val="14"/>
-        </w:numPr>
-        <w:ind w:left="0" w:leftChars="0" w:firstLine="0" w:firstLineChars="0"/>
-        <w:outlineLvl w:val="1"/>
-        <w:rPr>
-          <w:rFonts w:hint="default"/>
-          <w:b/>
-          <w:bCs/>
-          <w:sz w:val="24"/>
-          <w:szCs w:val="24"/>
-          <w:lang w:val="en-US" w:eastAsia="zh-CN"/>
-        </w:rPr>
-      </w:pPr>
-      <w:r>
-        <w:rPr>
-          <w:rFonts w:hint="eastAsia"/>
-          <w:b/>
-          <w:bCs/>
-          <w:sz w:val="24"/>
-          <w:szCs w:val="24"/>
-          <w:lang w:val="en-US" w:eastAsia="zh-CN"/>
-        </w:rPr>
-        <w:t>状态返回</w:t>
-      </w:r>
-    </w:p>
-    <w:p>
-      <w:pPr>
-        <w:numPr>
-          <w:ilvl w:val="0"/>
-          <w:numId w:val="0"/>
-        </w:numPr>
-        <w:ind w:leftChars="0"/>
-        <w:rPr>
-          <w:rFonts w:hint="eastAsia"/>
-          <w:lang w:val="en-US" w:eastAsia="zh-CN"/>
-        </w:rPr>
-      </w:pPr>
-      <w:r>
-        <w:rPr>
-          <w:rFonts w:hint="default"/>
-          <w:lang w:val="en-US" w:eastAsia="zh-CN"/>
-        </w:rPr>
-        <w:t>需先用registMsgCallback(msgCallback: MsgCallback) 注册回调函数，其中MsgCallback为com.yiku.yikupayloadSDK.util.MsgCallback，实现MsgCallback的onMsg方法</w:t>
-      </w:r>
-      <w:r>
-        <w:rPr>
-          <w:rFonts w:hint="eastAsia"/>
-          <w:lang w:val="en-US" w:eastAsia="zh-CN"/>
-        </w:rPr>
-        <w:t>，然后</w:t>
-      </w:r>
-      <w:r>
-        <w:rPr>
-          <w:rFonts w:hint="eastAsia"/>
-          <w:b w:val="0"/>
-          <w:bCs w:val="0"/>
-          <w:sz w:val="21"/>
-          <w:szCs w:val="21"/>
-          <w:lang w:val="en-US" w:eastAsia="zh-CN"/>
-        </w:rPr>
-        <w:t>消防</w:t>
-      </w:r>
-      <w:r>
-        <w:rPr>
-          <w:rFonts w:hint="eastAsia"/>
-          <w:lang w:val="en-US" w:eastAsia="zh-CN"/>
-        </w:rPr>
-        <w:t>水枪有数据返回时，会自动调用onMsg，一般是1秒返回一次数据。</w:t>
-      </w:r>
-    </w:p>
-    <w:p>
-      <w:pPr>
-        <w:numPr>
-          <w:ilvl w:val="0"/>
-          <w:numId w:val="0"/>
-        </w:numPr>
-        <w:ind w:leftChars="0"/>
-        <w:rPr>
-          <w:rFonts w:hint="eastAsia"/>
-          <w:lang w:val="en-US" w:eastAsia="zh-CN"/>
-        </w:rPr>
-      </w:pPr>
-      <w:r>
-        <w:rPr>
-          <w:rFonts w:hint="eastAsia"/>
-          <w:b w:val="0"/>
-          <w:bCs w:val="0"/>
-          <w:sz w:val="21"/>
-          <w:szCs w:val="21"/>
-          <w:lang w:val="en-US" w:eastAsia="zh-CN"/>
-        </w:rPr>
-        <w:t>消防</w:t>
-      </w:r>
-      <w:r>
-        <w:rPr>
-          <w:rFonts w:hint="eastAsia"/>
-          <w:lang w:val="en-US" w:eastAsia="zh-CN"/>
-        </w:rPr>
-        <w:t>水枪状态返回实例：</w:t>
-      </w:r>
-    </w:p>
-    <w:p>
-      <w:pPr>
-        <w:numPr>
-          <w:ilvl w:val="0"/>
-          <w:numId w:val="0"/>
-        </w:numPr>
-        <w:ind w:leftChars="0"/>
-        <w:rPr>
-          <w:rFonts w:hint="eastAsia"/>
-          <w:lang w:val="en-US" w:eastAsia="zh-CN"/>
-        </w:rPr>
-      </w:pPr>
-    </w:p>
-    <w:p>
-      <w:pPr>
-        <w:numPr>
-          <w:ilvl w:val="0"/>
-          <w:numId w:val="0"/>
-        </w:numPr>
-        <w:ind w:leftChars="0"/>
-      </w:pPr>
-    </w:p>
-    <w:p>
-      <w:pPr>
-        <w:numPr>
-          <w:ilvl w:val="0"/>
-          <w:numId w:val="0"/>
-        </w:numPr>
-        <w:ind w:leftChars="0"/>
-        <w:rPr>
-          <w:rFonts w:hint="eastAsia"/>
-          <w:lang w:val="en-US" w:eastAsia="zh-CN"/>
-        </w:rPr>
-      </w:pPr>
-      <w:r>
-        <w:rPr>
-          <w:rFonts w:hint="eastAsia"/>
-          <w:b w:val="0"/>
-          <w:bCs w:val="0"/>
-          <w:sz w:val="21"/>
-          <w:szCs w:val="21"/>
-          <w:lang w:val="en-US" w:eastAsia="zh-CN"/>
-        </w:rPr>
-        <w:t>消防</w:t>
-      </w:r>
-      <w:r>
-        <w:rPr>
-          <w:rFonts w:hint="eastAsia"/>
-          <w:lang w:val="en-US" w:eastAsia="zh-CN"/>
-        </w:rPr>
-        <w:t>水枪返回的数据ID是0x25。</w:t>
-      </w:r>
-    </w:p>
-    <w:p>
-      <w:pPr>
-        <w:numPr>
-          <w:ilvl w:val="0"/>
-          <w:numId w:val="0"/>
-        </w:numPr>
-        <w:ind w:leftChars="0"/>
-        <w:rPr>
-          <w:rFonts w:hint="eastAsia"/>
-          <w:lang w:val="en-US" w:eastAsia="zh-CN"/>
-        </w:rPr>
-      </w:pPr>
-      <w:r>
-        <w:rPr>
-          <w:rFonts w:hint="eastAsia"/>
-          <w:lang w:val="en-US" w:eastAsia="zh-CN"/>
-        </w:rPr>
-        <w:t>返回的状态数据：</w:t>
-      </w:r>
-    </w:p>
-    <w:p>
-      <w:pPr>
-        <w:outlineLvl w:val="9"/>
-        <w:rPr>
-          <w:rFonts w:hint="default"/>
-          <w:lang w:val="en-US" w:eastAsia="zh-CN"/>
-        </w:rPr>
-      </w:pPr>
-      <w:r>
-        <w:rPr>
-          <w:rFonts w:hint="eastAsia"/>
-          <w:lang w:val="en-US" w:eastAsia="zh-CN"/>
-        </w:rPr>
-        <w:t>msg[3]是</w:t>
-      </w:r>
-      <w:r>
-        <w:rPr>
-          <w:rFonts w:hint="eastAsia"/>
-          <w:b w:val="0"/>
-          <w:bCs w:val="0"/>
-          <w:sz w:val="21"/>
-          <w:szCs w:val="21"/>
-          <w:lang w:val="en-US" w:eastAsia="zh-CN"/>
-        </w:rPr>
-        <w:t>消防</w:t>
-      </w:r>
-      <w:r>
-        <w:rPr>
-          <w:rFonts w:hint="eastAsia"/>
-          <w:lang w:val="en-US" w:eastAsia="zh-CN"/>
-        </w:rPr>
-        <w:t>水枪开关状态，0x00是已关闭，0x01是已打开</w:t>
-      </w:r>
     </w:p>
     <w:sectPr>
       <w:pgSz w:w="11906" w:h="16838"/>
